--- a/public/assets/files/niestacjonarne/DTH.docx
+++ b/public/assets/files/niestacjonarne/DTH.docx
@@ -523,6 +523,7 @@
                 <w:i w:val="0"/>
                 <w:sz w:val="22"/>
               </w:rPr>
+              <w:t>I</w:t>
             </w:r>
           </w:p>
         </w:tc>
@@ -560,6 +561,7 @@
                 <w:i w:val="0"/>
                 <w:sz w:val="22"/>
               </w:rPr>
+              <w:t>obieralny</w:t>
             </w:r>
           </w:p>
         </w:tc>

--- a/public/assets/files/niestacjonarne/DTH.docx
+++ b/public/assets/files/niestacjonarne/DTH.docx
@@ -681,12 +681,22 @@
         <w:tblW w:w="5000" w:type="pct"/>
       </w:tblPr>
       <w:tblGrid>
-        <w:gridCol w:w="9972"/>
+        <w:gridCol w:w="997"/>
+        <w:gridCol w:w="997"/>
+        <w:gridCol w:w="997"/>
+        <w:gridCol w:w="997"/>
+        <w:gridCol w:w="997"/>
+        <w:gridCol w:w="997"/>
+        <w:gridCol w:w="997"/>
+        <w:gridCol w:w="997"/>
+        <w:gridCol w:w="997"/>
+        <w:gridCol w:w="997"/>
       </w:tblGrid>
       <w:tr>
         <w:tc>
           <w:tcPr>
-            <w:tcW w:type="dxa" w:w="9972"/>
+            <w:tcW w:type="dxa" w:w="9970"/>
+            <w:gridSpan w:val="10"/>
             <w:shd w:val="clear" w:color="auto" w:fill="D9D9D9"/>
           </w:tcPr>
           <w:p>
@@ -705,31 +715,34 @@
           </w:p>
         </w:tc>
       </w:tr>
-    </w:tbl>
-    <w:tbl>
-      <w:tblPr>
-        <w:tblW w:type="auto" w:w="0"/>
-        <w:tblLook w:firstColumn="1" w:firstRow="1" w:lastColumn="0" w:lastRow="0" w:noHBand="0" w:noVBand="1" w:val="04A0"/>
-        <w:tblBorders>
-          <w:top w:val="single" w:sz="4" w:space="0" w:color="000000"/>
-          <w:left w:val="single" w:sz="4" w:space="0" w:color="000000"/>
-          <w:bottom w:val="single" w:sz="4" w:space="0" w:color="000000"/>
-          <w:right w:val="single" w:sz="4" w:space="0" w:color="000000"/>
-          <w:insideH w:val="single" w:sz="4" w:space="0" w:color="000000"/>
-          <w:insideV w:val="single" w:sz="4" w:space="0" w:color="000000"/>
-        </w:tblBorders>
-        <w:tblW w:w="5000" w:type="pct"/>
-      </w:tblPr>
-      <w:tblGrid>
-        <w:gridCol w:w="2493"/>
-        <w:gridCol w:w="2493"/>
-        <w:gridCol w:w="2493"/>
-        <w:gridCol w:w="2493"/>
-      </w:tblGrid>
       <w:tr>
         <w:tc>
           <w:tcPr>
-            <w:tcW w:type="dxa" w:w="2493"/>
+            <w:tcW w:type="dxa" w:w="9970"/>
+            <w:gridSpan w:val="10"/>
+            <w:shd w:val="clear" w:color="auto" w:fill="D9D9D9"/>
+          </w:tcPr>
+          <w:p>
+            <w:pPr>
+              <w:spacing w:before="20" w:after="20"/>
+            </w:pPr>
+            <w:r>
+              <w:rPr>
+                <w:rFonts w:ascii="Aptos" w:hAnsi="Aptos"/>
+                <w:b w:val="0"/>
+                <w:i w:val="0"/>
+                <w:sz w:val="16"/>
+              </w:rPr>
+              <w:t>Wymiar godzinowy (liczba godzin w semestrze)</w:t>
+            </w:r>
+          </w:p>
+        </w:tc>
+      </w:tr>
+      <w:tr>
+        <w:tc>
+          <w:tcPr>
+            <w:tcW w:type="dxa" w:w="1994"/>
+            <w:gridSpan w:val="2"/>
             <w:shd w:val="clear" w:color="auto" w:fill="D9D9D9"/>
           </w:tcPr>
           <w:p>
@@ -749,7 +762,8 @@
         </w:tc>
         <w:tc>
           <w:tcPr>
-            <w:tcW w:type="dxa" w:w="2493"/>
+            <w:tcW w:type="dxa" w:w="2991"/>
+            <w:gridSpan w:val="3"/>
             <w:shd w:val="clear" w:color="auto" w:fill="D9D9D9"/>
           </w:tcPr>
           <w:p>
@@ -769,7 +783,8 @@
         </w:tc>
         <w:tc>
           <w:tcPr>
-            <w:tcW w:type="dxa" w:w="2493"/>
+            <w:tcW w:type="dxa" w:w="2991"/>
+            <w:gridSpan w:val="3"/>
             <w:shd w:val="clear" w:color="auto" w:fill="D9D9D9"/>
           </w:tcPr>
           <w:p>
@@ -789,7 +804,8 @@
         </w:tc>
         <w:tc>
           <w:tcPr>
-            <w:tcW w:type="dxa" w:w="2493"/>
+            <w:tcW w:type="dxa" w:w="1994"/>
+            <w:gridSpan w:val="2"/>
             <w:shd w:val="clear" w:color="auto" w:fill="D9D9D9"/>
           </w:tcPr>
           <w:p>
@@ -811,7 +827,8 @@
       <w:tr>
         <w:tc>
           <w:tcPr>
-            <w:tcW w:type="dxa" w:w="2493"/>
+            <w:tcW w:type="dxa" w:w="1994"/>
+            <w:gridSpan w:val="2"/>
           </w:tcPr>
           <w:p>
             <w:pPr>
@@ -830,7 +847,8 @@
         </w:tc>
         <w:tc>
           <w:tcPr>
-            <w:tcW w:type="dxa" w:w="2493"/>
+            <w:tcW w:type="dxa" w:w="2991"/>
+            <w:gridSpan w:val="3"/>
           </w:tcPr>
           <w:p>
             <w:pPr>
@@ -849,7 +867,8 @@
         </w:tc>
         <w:tc>
           <w:tcPr>
-            <w:tcW w:type="dxa" w:w="2493"/>
+            <w:tcW w:type="dxa" w:w="2991"/>
+            <w:gridSpan w:val="3"/>
           </w:tcPr>
           <w:p>
             <w:pPr>
@@ -868,7 +887,8 @@
         </w:tc>
         <w:tc>
           <w:tcPr>
-            <w:tcW w:type="dxa" w:w="2493"/>
+            <w:tcW w:type="dxa" w:w="1994"/>
+            <w:gridSpan w:val="2"/>
           </w:tcPr>
           <w:p>
             <w:pPr>
@@ -886,30 +906,34 @@
           </w:p>
         </w:tc>
       </w:tr>
-    </w:tbl>
-    <w:tbl>
-      <w:tblPr>
-        <w:tblW w:type="auto" w:w="0"/>
-        <w:tblLook w:firstColumn="1" w:firstRow="1" w:lastColumn="0" w:lastRow="0" w:noHBand="0" w:noVBand="1" w:val="04A0"/>
-        <w:tblBorders>
-          <w:top w:val="single" w:sz="4" w:space="0" w:color="000000"/>
-          <w:left w:val="single" w:sz="4" w:space="0" w:color="000000"/>
-          <w:bottom w:val="single" w:sz="4" w:space="0" w:color="000000"/>
-          <w:right w:val="single" w:sz="4" w:space="0" w:color="000000"/>
-          <w:insideH w:val="single" w:sz="4" w:space="0" w:color="000000"/>
-          <w:insideV w:val="single" w:sz="4" w:space="0" w:color="000000"/>
-        </w:tblBorders>
-        <w:tblW w:w="5000" w:type="pct"/>
-      </w:tblPr>
-      <w:tblGrid>
-        <w:gridCol w:w="3324"/>
-        <w:gridCol w:w="3324"/>
-        <w:gridCol w:w="3324"/>
-      </w:tblGrid>
       <w:tr>
         <w:tc>
           <w:tcPr>
-            <w:tcW w:type="dxa" w:w="3324"/>
+            <w:tcW w:type="dxa" w:w="9970"/>
+            <w:gridSpan w:val="10"/>
+            <w:shd w:val="clear" w:color="auto" w:fill="D9D9D9"/>
+          </w:tcPr>
+          <w:p>
+            <w:pPr>
+              <w:spacing w:before="20" w:after="20"/>
+            </w:pPr>
+            <w:r>
+              <w:rPr>
+                <w:rFonts w:ascii="Aptos" w:hAnsi="Aptos"/>
+                <w:b/>
+                <w:i w:val="0"/>
+                <w:sz w:val="22"/>
+              </w:rPr>
+              <w:t>Bilans ECTS</w:t>
+            </w:r>
+          </w:p>
+        </w:tc>
+      </w:tr>
+      <w:tr>
+        <w:tc>
+          <w:tcPr>
+            <w:tcW w:type="dxa" w:w="4985"/>
+            <w:gridSpan w:val="5"/>
             <w:shd w:val="clear" w:color="auto" w:fill="D9D9D9"/>
           </w:tcPr>
           <w:p>
@@ -929,7 +953,8 @@
         </w:tc>
         <w:tc>
           <w:tcPr>
-            <w:tcW w:type="dxa" w:w="3324"/>
+            <w:tcW w:type="dxa" w:w="2991"/>
+            <w:gridSpan w:val="3"/>
             <w:shd w:val="clear" w:color="auto" w:fill="D9D9D9"/>
           </w:tcPr>
           <w:p>
@@ -949,7 +974,8 @@
         </w:tc>
         <w:tc>
           <w:tcPr>
-            <w:tcW w:type="dxa" w:w="3324"/>
+            <w:tcW w:type="dxa" w:w="1994"/>
+            <w:gridSpan w:val="2"/>
             <w:shd w:val="clear" w:color="auto" w:fill="D9D9D9"/>
           </w:tcPr>
           <w:p>
@@ -971,7 +997,8 @@
       <w:tr>
         <w:tc>
           <w:tcPr>
-            <w:tcW w:type="dxa" w:w="3324"/>
+            <w:tcW w:type="dxa" w:w="4985"/>
+            <w:gridSpan w:val="5"/>
           </w:tcPr>
           <w:p>
             <w:pPr>
@@ -990,7 +1017,8 @@
         </w:tc>
         <w:tc>
           <w:tcPr>
-            <w:tcW w:type="dxa" w:w="3324"/>
+            <w:tcW w:type="dxa" w:w="2991"/>
+            <w:gridSpan w:val="3"/>
           </w:tcPr>
           <w:p>
             <w:pPr>
@@ -1009,7 +1037,8 @@
         </w:tc>
         <w:tc>
           <w:tcPr>
-            <w:tcW w:type="dxa" w:w="3324"/>
+            <w:tcW w:type="dxa" w:w="1994"/>
+            <w:gridSpan w:val="2"/>
           </w:tcPr>
           <w:p>
             <w:pPr>
@@ -1030,7 +1059,8 @@
       <w:tr>
         <w:tc>
           <w:tcPr>
-            <w:tcW w:type="dxa" w:w="3324"/>
+            <w:tcW w:type="dxa" w:w="4985"/>
+            <w:gridSpan w:val="5"/>
           </w:tcPr>
           <w:p>
             <w:pPr>
@@ -1049,7 +1079,8 @@
         </w:tc>
         <w:tc>
           <w:tcPr>
-            <w:tcW w:type="dxa" w:w="3324"/>
+            <w:tcW w:type="dxa" w:w="2991"/>
+            <w:gridSpan w:val="3"/>
           </w:tcPr>
           <w:p>
             <w:pPr>
@@ -1068,7 +1099,8 @@
         </w:tc>
         <w:tc>
           <w:tcPr>
-            <w:tcW w:type="dxa" w:w="3324"/>
+            <w:tcW w:type="dxa" w:w="1994"/>
+            <w:gridSpan w:val="2"/>
           </w:tcPr>
           <w:p>
             <w:pPr>
@@ -1089,7 +1121,29 @@
       <w:tr>
         <w:tc>
           <w:tcPr>
-            <w:tcW w:type="dxa" w:w="3324"/>
+            <w:tcW w:type="dxa" w:w="4985"/>
+            <w:gridSpan w:val="5"/>
+            <w:shd w:val="clear" w:color="auto" w:fill="D9D9D9"/>
+          </w:tcPr>
+          <w:p>
+            <w:pPr>
+              <w:spacing w:before="20" w:after="20"/>
+            </w:pPr>
+            <w:r>
+              <w:rPr>
+                <w:rFonts w:ascii="Aptos" w:hAnsi="Aptos"/>
+                <w:b/>
+                <w:i w:val="0"/>
+                <w:sz w:val="16"/>
+              </w:rPr>
+              <w:t>Opis samodzielnej pracy studenta</w:t>
+            </w:r>
+          </w:p>
+        </w:tc>
+        <w:tc>
+          <w:tcPr>
+            <w:tcW w:type="dxa" w:w="4985"/>
+            <w:gridSpan w:val="5"/>
           </w:tcPr>
           <w:p>
             <w:pPr>
@@ -1102,45 +1156,6 @@
                 <w:i w:val="0"/>
                 <w:sz w:val="22"/>
               </w:rPr>
-              <w:t>Suma</w:t>
-            </w:r>
-          </w:p>
-        </w:tc>
-        <w:tc>
-          <w:tcPr>
-            <w:tcW w:type="dxa" w:w="3324"/>
-          </w:tcPr>
-          <w:p>
-            <w:pPr>
-              <w:spacing w:before="20" w:after="20"/>
-            </w:pPr>
-            <w:r>
-              <w:rPr>
-                <w:rFonts w:ascii="Aptos" w:hAnsi="Aptos"/>
-                <w:b w:val="0"/>
-                <w:i w:val="0"/>
-                <w:sz w:val="22"/>
-              </w:rPr>
-              <w:t>125</w:t>
-            </w:r>
-          </w:p>
-        </w:tc>
-        <w:tc>
-          <w:tcPr>
-            <w:tcW w:type="dxa" w:w="3324"/>
-          </w:tcPr>
-          <w:p>
-            <w:pPr>
-              <w:spacing w:before="20" w:after="20"/>
-            </w:pPr>
-            <w:r>
-              <w:rPr>
-                <w:rFonts w:ascii="Aptos" w:hAnsi="Aptos"/>
-                <w:b w:val="0"/>
-                <w:i w:val="0"/>
-                <w:sz w:val="22"/>
-              </w:rPr>
-              <w:t>5</w:t>
             </w:r>
           </w:p>
         </w:tc>
@@ -1837,14 +1852,14 @@
         <w:tblW w:w="5000" w:type="pct"/>
       </w:tblPr>
       <w:tblGrid>
-        <w:gridCol w:w="3324"/>
-        <w:gridCol w:w="3324"/>
-        <w:gridCol w:w="3324"/>
+        <w:gridCol w:w="680"/>
+        <w:gridCol w:w="4536"/>
+        <w:gridCol w:w="4252"/>
       </w:tblGrid>
       <w:tr>
         <w:tc>
           <w:tcPr>
-            <w:tcW w:type="dxa" w:w="9972"/>
+            <w:tcW w:type="dxa" w:w="9468"/>
             <w:gridSpan w:val="3"/>
             <w:shd w:val="clear" w:color="auto" w:fill="D9D9D9"/>
           </w:tcPr>
@@ -1867,7 +1882,7 @@
       <w:tr>
         <w:tc>
           <w:tcPr>
-            <w:tcW w:type="dxa" w:w="3324"/>
+            <w:tcW w:type="dxa" w:w="680"/>
             <w:shd w:val="clear" w:color="auto" w:fill="D9D9D9"/>
           </w:tcPr>
           <w:p>
@@ -1887,7 +1902,7 @@
         </w:tc>
         <w:tc>
           <w:tcPr>
-            <w:tcW w:type="dxa" w:w="3324"/>
+            <w:tcW w:type="dxa" w:w="4536"/>
             <w:shd w:val="clear" w:color="auto" w:fill="D9D9D9"/>
           </w:tcPr>
           <w:p>
@@ -1907,7 +1922,7 @@
         </w:tc>
         <w:tc>
           <w:tcPr>
-            <w:tcW w:type="dxa" w:w="3324"/>
+            <w:tcW w:type="dxa" w:w="4252"/>
             <w:shd w:val="clear" w:color="auto" w:fill="D9D9D9"/>
           </w:tcPr>
           <w:p>
@@ -1929,7 +1944,7 @@
       <w:tr>
         <w:tc>
           <w:tcPr>
-            <w:tcW w:type="dxa" w:w="3324"/>
+            <w:tcW w:type="dxa" w:w="680"/>
           </w:tcPr>
           <w:p>
             <w:pPr>
@@ -1948,7 +1963,7 @@
         </w:tc>
         <w:tc>
           <w:tcPr>
-            <w:tcW w:type="dxa" w:w="3324"/>
+            <w:tcW w:type="dxa" w:w="4536"/>
           </w:tcPr>
           <w:p>
             <w:pPr>
@@ -1967,7 +1982,7 @@
         </w:tc>
         <w:tc>
           <w:tcPr>
-            <w:tcW w:type="dxa" w:w="3324"/>
+            <w:tcW w:type="dxa" w:w="4252"/>
           </w:tcPr>
           <w:p>
             <w:pPr>
@@ -1987,7 +2002,7 @@
       <w:tr>
         <w:tc>
           <w:tcPr>
-            <w:tcW w:type="dxa" w:w="3324"/>
+            <w:tcW w:type="dxa" w:w="680"/>
           </w:tcPr>
           <w:p>
             <w:pPr>
@@ -2006,7 +2021,7 @@
         </w:tc>
         <w:tc>
           <w:tcPr>
-            <w:tcW w:type="dxa" w:w="3324"/>
+            <w:tcW w:type="dxa" w:w="4536"/>
           </w:tcPr>
           <w:p>
             <w:pPr>
@@ -2025,7 +2040,7 @@
         </w:tc>
         <w:tc>
           <w:tcPr>
-            <w:tcW w:type="dxa" w:w="3324"/>
+            <w:tcW w:type="dxa" w:w="4252"/>
           </w:tcPr>
           <w:p>
             <w:pPr>
@@ -2045,7 +2060,7 @@
       <w:tr>
         <w:tc>
           <w:tcPr>
-            <w:tcW w:type="dxa" w:w="3324"/>
+            <w:tcW w:type="dxa" w:w="680"/>
           </w:tcPr>
           <w:p>
             <w:pPr>
@@ -2064,7 +2079,7 @@
         </w:tc>
         <w:tc>
           <w:tcPr>
-            <w:tcW w:type="dxa" w:w="3324"/>
+            <w:tcW w:type="dxa" w:w="4536"/>
           </w:tcPr>
           <w:p>
             <w:pPr>
@@ -2083,7 +2098,7 @@
         </w:tc>
         <w:tc>
           <w:tcPr>
-            <w:tcW w:type="dxa" w:w="3324"/>
+            <w:tcW w:type="dxa" w:w="4252"/>
           </w:tcPr>
           <w:p>
             <w:pPr>
@@ -2103,7 +2118,7 @@
       <w:tr>
         <w:tc>
           <w:tcPr>
-            <w:tcW w:type="dxa" w:w="3324"/>
+            <w:tcW w:type="dxa" w:w="680"/>
           </w:tcPr>
           <w:p>
             <w:pPr>
@@ -2122,7 +2137,7 @@
         </w:tc>
         <w:tc>
           <w:tcPr>
-            <w:tcW w:type="dxa" w:w="3324"/>
+            <w:tcW w:type="dxa" w:w="4536"/>
           </w:tcPr>
           <w:p>
             <w:pPr>
@@ -2141,7 +2156,7 @@
         </w:tc>
         <w:tc>
           <w:tcPr>
-            <w:tcW w:type="dxa" w:w="3324"/>
+            <w:tcW w:type="dxa" w:w="4252"/>
           </w:tcPr>
           <w:p>
             <w:pPr>
@@ -2161,7 +2176,7 @@
       <w:tr>
         <w:tc>
           <w:tcPr>
-            <w:tcW w:type="dxa" w:w="3324"/>
+            <w:tcW w:type="dxa" w:w="680"/>
           </w:tcPr>
           <w:p>
             <w:pPr>
@@ -2180,7 +2195,7 @@
         </w:tc>
         <w:tc>
           <w:tcPr>
-            <w:tcW w:type="dxa" w:w="3324"/>
+            <w:tcW w:type="dxa" w:w="4536"/>
           </w:tcPr>
           <w:p>
             <w:pPr>
@@ -2199,7 +2214,7 @@
         </w:tc>
         <w:tc>
           <w:tcPr>
-            <w:tcW w:type="dxa" w:w="3324"/>
+            <w:tcW w:type="dxa" w:w="4252"/>
           </w:tcPr>
           <w:p>
             <w:pPr>
@@ -2219,7 +2234,7 @@
       <w:tr>
         <w:tc>
           <w:tcPr>
-            <w:tcW w:type="dxa" w:w="3324"/>
+            <w:tcW w:type="dxa" w:w="680"/>
           </w:tcPr>
           <w:p>
             <w:pPr>
@@ -2238,7 +2253,7 @@
         </w:tc>
         <w:tc>
           <w:tcPr>
-            <w:tcW w:type="dxa" w:w="3324"/>
+            <w:tcW w:type="dxa" w:w="4536"/>
           </w:tcPr>
           <w:p>
             <w:pPr>
@@ -2257,7 +2272,7 @@
         </w:tc>
         <w:tc>
           <w:tcPr>
-            <w:tcW w:type="dxa" w:w="3324"/>
+            <w:tcW w:type="dxa" w:w="4252"/>
           </w:tcPr>
           <w:p>
             <w:pPr>
@@ -2277,7 +2292,7 @@
       <w:tr>
         <w:tc>
           <w:tcPr>
-            <w:tcW w:type="dxa" w:w="3324"/>
+            <w:tcW w:type="dxa" w:w="680"/>
           </w:tcPr>
           <w:p>
             <w:pPr>
@@ -2296,7 +2311,7 @@
         </w:tc>
         <w:tc>
           <w:tcPr>
-            <w:tcW w:type="dxa" w:w="3324"/>
+            <w:tcW w:type="dxa" w:w="4536"/>
           </w:tcPr>
           <w:p>
             <w:pPr>
@@ -2315,7 +2330,7 @@
         </w:tc>
         <w:tc>
           <w:tcPr>
-            <w:tcW w:type="dxa" w:w="3324"/>
+            <w:tcW w:type="dxa" w:w="4252"/>
           </w:tcPr>
           <w:p>
             <w:pPr>
@@ -2684,6 +2699,7 @@
                 <w:i w:val="0"/>
                 <w:sz w:val="22"/>
               </w:rPr>
+              <w:t>Zrobiony projekt (waga 70%); Obecność i aktywność na zajęciach (waga 30%)</w:t>
             </w:r>
           </w:p>
         </w:tc>
@@ -2741,6 +2757,7 @@
                 <w:i w:val="0"/>
                 <w:sz w:val="22"/>
               </w:rPr>
+              <w:t>Zrobiony projekt (waga 70%); Obecność i aktywność na zajęciach (waga 30%)</w:t>
             </w:r>
           </w:p>
         </w:tc>
@@ -2798,6 +2815,7 @@
                 <w:i w:val="0"/>
                 <w:sz w:val="22"/>
               </w:rPr>
+              <w:t>Zrobiony projekt (waga 70%); Obecność i aktywność na zajęciach (waga 30%)</w:t>
             </w:r>
           </w:p>
         </w:tc>
@@ -2960,6 +2978,7 @@
                 <w:i w:val="0"/>
                 <w:sz w:val="22"/>
               </w:rPr>
+              <w:t>Zrobiony projekt (waga 70%); Obecność i aktywność na zajęciach (waga 30%)</w:t>
             </w:r>
           </w:p>
         </w:tc>
@@ -3017,6 +3036,7 @@
                 <w:i w:val="0"/>
                 <w:sz w:val="22"/>
               </w:rPr>
+              <w:t>Zrobiony projekt (waga 70%); Obecność i aktywność na zajęciach (waga 30%)</w:t>
             </w:r>
           </w:p>
         </w:tc>
@@ -3074,6 +3094,7 @@
                 <w:i w:val="0"/>
                 <w:sz w:val="22"/>
               </w:rPr>
+              <w:t>Zrobiony projekt (waga 70%); Obecność i aktywność na zajęciach (waga 30%)</w:t>
             </w:r>
           </w:p>
         </w:tc>
@@ -3236,6 +3257,7 @@
                 <w:i w:val="0"/>
                 <w:sz w:val="22"/>
               </w:rPr>
+              <w:t>Zrobiony projekt (waga 70%); Obecność i aktywność na zajęciach (waga 30%)</w:t>
             </w:r>
           </w:p>
         </w:tc>
@@ -3293,6 +3315,7 @@
                 <w:i w:val="0"/>
                 <w:sz w:val="22"/>
               </w:rPr>
+              <w:t>Zrobiony projekt (waga 70%); Obecność i aktywność na zajęciach (waga 30%)</w:t>
             </w:r>
           </w:p>
         </w:tc>
@@ -3398,62 +3421,6 @@
                 <w:sz w:val="16"/>
               </w:rPr>
               <w:t>Wyposażenie specjalistyczne konieczne do realizacji przedmiotu</w:t>
-            </w:r>
-          </w:p>
-        </w:tc>
-      </w:tr>
-      <w:tr>
-        <w:tc>
-          <w:tcPr>
-            <w:tcW w:type="dxa" w:w="3324"/>
-          </w:tcPr>
-          <w:p>
-            <w:pPr>
-              <w:spacing w:before="20" w:after="20"/>
-            </w:pPr>
-            <w:r>
-              <w:rPr>
-                <w:rFonts w:ascii="Aptos" w:hAnsi="Aptos"/>
-                <w:b w:val="0"/>
-                <w:i w:val="0"/>
-                <w:sz w:val="22"/>
-              </w:rPr>
-            </w:r>
-          </w:p>
-        </w:tc>
-        <w:tc>
-          <w:tcPr>
-            <w:tcW w:type="dxa" w:w="3324"/>
-          </w:tcPr>
-          <w:p>
-            <w:pPr>
-              <w:spacing w:before="20" w:after="20"/>
-            </w:pPr>
-            <w:r>
-              <w:rPr>
-                <w:rFonts w:ascii="Aptos" w:hAnsi="Aptos"/>
-                <w:b w:val="0"/>
-                <w:i w:val="0"/>
-                <w:sz w:val="22"/>
-              </w:rPr>
-            </w:r>
-          </w:p>
-        </w:tc>
-        <w:tc>
-          <w:tcPr>
-            <w:tcW w:type="dxa" w:w="3324"/>
-          </w:tcPr>
-          <w:p>
-            <w:pPr>
-              <w:spacing w:before="20" w:after="20"/>
-            </w:pPr>
-            <w:r>
-              <w:rPr>
-                <w:rFonts w:ascii="Aptos" w:hAnsi="Aptos"/>
-                <w:b w:val="0"/>
-                <w:i w:val="0"/>
-                <w:sz w:val="22"/>
-              </w:rPr>
             </w:r>
           </w:p>
         </w:tc>

--- a/public/assets/files/niestacjonarne/DTH.docx
+++ b/public/assets/files/niestacjonarne/DTH.docx
@@ -1156,6 +1156,7 @@
                 <w:i w:val="0"/>
                 <w:sz w:val="22"/>
               </w:rPr>
+              <w:t>Samodzielna praca nad projektem z zastosowaniem metod Design Thinking; tworzenie person, map empatii i prototypów rozwiązań; przygotowanie dokumentacji projektu.</w:t>
             </w:r>
           </w:p>
         </w:tc>
@@ -1566,21 +1567,10 @@
             <w:r>
               <w:rPr>
                 <w:rFonts w:ascii="Aptos" w:hAnsi="Aptos"/>
+                <w:b w:val="0"/>
+                <w:i w:val="0"/>
                 <w:sz w:val="22"/>
               </w:rPr>
-              <w:t>1. Zrobiony projekt (waga 70%)</w:t>
-            </w:r>
-          </w:p>
-          <w:p>
-            <w:pPr>
-              <w:spacing w:before="20" w:after="20"/>
-            </w:pPr>
-            <w:r>
-              <w:rPr>
-                <w:rFonts w:ascii="Aptos" w:hAnsi="Aptos"/>
-                <w:sz w:val="22"/>
-              </w:rPr>
-              <w:t>2. Obecność i aktywność na zajęciach (waga 30%)</w:t>
             </w:r>
           </w:p>
         </w:tc>
@@ -1597,7 +1587,7 @@
                 <w:rFonts w:ascii="Aptos" w:hAnsi="Aptos"/>
                 <w:sz w:val="22"/>
               </w:rPr>
-              <w:t>1. Zrobiony projekt (waga 70%)</w:t>
+              <w:t>1. prezentacja projektu i dokumentacji</w:t>
             </w:r>
           </w:p>
           <w:p>
@@ -1609,7 +1599,7 @@
                 <w:rFonts w:ascii="Aptos" w:hAnsi="Aptos"/>
                 <w:sz w:val="22"/>
               </w:rPr>
-              <w:t>2. Obecność i aktywność na zajęciach (waga 30%)</w:t>
+              <w:t>2. ocena pracy podczas ćwiczenia</w:t>
             </w:r>
           </w:p>
         </w:tc>
@@ -2699,7 +2689,7 @@
                 <w:i w:val="0"/>
                 <w:sz w:val="22"/>
               </w:rPr>
-              <w:t>Zrobiony projekt (waga 70%); Obecność i aktywność na zajęciach (waga 30%)</w:t>
+              <w:t>prezentacja projektu i dokumentacji; ocena pracy podczas ćwiczenia</w:t>
             </w:r>
           </w:p>
         </w:tc>
@@ -2757,7 +2747,7 @@
                 <w:i w:val="0"/>
                 <w:sz w:val="22"/>
               </w:rPr>
-              <w:t>Zrobiony projekt (waga 70%); Obecność i aktywność na zajęciach (waga 30%)</w:t>
+              <w:t>prezentacja projektu i dokumentacji; ocena pracy podczas ćwiczenia</w:t>
             </w:r>
           </w:p>
         </w:tc>
@@ -2815,7 +2805,7 @@
                 <w:i w:val="0"/>
                 <w:sz w:val="22"/>
               </w:rPr>
-              <w:t>Zrobiony projekt (waga 70%); Obecność i aktywność na zajęciach (waga 30%)</w:t>
+              <w:t>prezentacja projektu i dokumentacji; ocena pracy podczas ćwiczenia</w:t>
             </w:r>
           </w:p>
         </w:tc>
@@ -2978,7 +2968,7 @@
                 <w:i w:val="0"/>
                 <w:sz w:val="22"/>
               </w:rPr>
-              <w:t>Zrobiony projekt (waga 70%); Obecność i aktywność na zajęciach (waga 30%)</w:t>
+              <w:t>prezentacja projektu i dokumentacji; ocena pracy podczas ćwiczenia</w:t>
             </w:r>
           </w:p>
         </w:tc>
@@ -3036,7 +3026,7 @@
                 <w:i w:val="0"/>
                 <w:sz w:val="22"/>
               </w:rPr>
-              <w:t>Zrobiony projekt (waga 70%); Obecność i aktywność na zajęciach (waga 30%)</w:t>
+              <w:t>prezentacja projektu i dokumentacji; ocena pracy podczas ćwiczenia</w:t>
             </w:r>
           </w:p>
         </w:tc>
@@ -3094,7 +3084,7 @@
                 <w:i w:val="0"/>
                 <w:sz w:val="22"/>
               </w:rPr>
-              <w:t>Zrobiony projekt (waga 70%); Obecność i aktywność na zajęciach (waga 30%)</w:t>
+              <w:t>prezentacja projektu i dokumentacji; ocena pracy podczas ćwiczenia</w:t>
             </w:r>
           </w:p>
         </w:tc>
@@ -3257,7 +3247,7 @@
                 <w:i w:val="0"/>
                 <w:sz w:val="22"/>
               </w:rPr>
-              <w:t>Zrobiony projekt (waga 70%); Obecność i aktywność na zajęciach (waga 30%)</w:t>
+              <w:t>prezentacja projektu i dokumentacji; ocena pracy podczas ćwiczenia</w:t>
             </w:r>
           </w:p>
         </w:tc>
@@ -3315,7 +3305,7 @@
                 <w:i w:val="0"/>
                 <w:sz w:val="22"/>
               </w:rPr>
-              <w:t>Zrobiony projekt (waga 70%); Obecność i aktywność na zajęciach (waga 30%)</w:t>
+              <w:t>prezentacja projektu i dokumentacji; ocena pracy podczas ćwiczenia</w:t>
             </w:r>
           </w:p>
         </w:tc>

--- a/public/assets/files/niestacjonarne/DTH.docx
+++ b/public/assets/files/niestacjonarne/DTH.docx
@@ -315,7 +315,7 @@
                 <w:i w:val="0"/>
                 <w:sz w:val="22"/>
               </w:rPr>
-              <w:t>5</w:t>
+              <w:t>3</w:t>
             </w:r>
           </w:p>
         </w:tc>
@@ -1093,7 +1093,7 @@
                 <w:i w:val="0"/>
                 <w:sz w:val="22"/>
               </w:rPr>
-              <w:t>93</w:t>
+              <w:t>58</w:t>
             </w:r>
           </w:p>
         </w:tc>
@@ -1113,7 +1113,7 @@
                 <w:i w:val="0"/>
                 <w:sz w:val="22"/>
               </w:rPr>
-              <w:t>3.7</w:t>
+              <w:t>2.3</w:t>
             </w:r>
           </w:p>
         </w:tc>

--- a/public/assets/files/niestacjonarne/DTH.docx
+++ b/public/assets/files/niestacjonarne/DTH.docx
@@ -144,7 +144,7 @@
                 <w:i w:val="0"/>
                 <w:sz w:val="22"/>
               </w:rPr>
-              <w:t>19.02.2026</w:t>
+              <w:t>08.03.2026</w:t>
             </w:r>
           </w:p>
         </w:tc>
@@ -599,7 +599,7 @@
                 <w:i w:val="0"/>
                 <w:sz w:val="22"/>
               </w:rPr>
-              <w:t>6</w:t>
+              <w:t>7</w:t>
             </w:r>
           </w:p>
         </w:tc>
@@ -1291,32 +1291,6 @@
                 <w:sz w:val="22"/>
               </w:rPr>
               <w:t>• Wykład</w:t>
-            </w:r>
-          </w:p>
-          <w:p>
-            <w:pPr>
-              <w:spacing w:before="20" w:after="20"/>
-            </w:pPr>
-            <w:r>
-              <w:rPr>
-                <w:rFonts w:ascii="Aptos" w:hAnsi="Aptos"/>
-                <w:b/>
-                <w:sz w:val="22"/>
-              </w:rPr>
-              <w:t>Laboratorium:</w:t>
-            </w:r>
-          </w:p>
-          <w:p>
-            <w:pPr>
-              <w:spacing w:before="20" w:after="20"/>
-            </w:pPr>
-            <w:r>
-              <w:rPr>
-                <w:rFonts w:ascii="Aptos" w:hAnsi="Aptos"/>
-                <w:b w:val="0"/>
-                <w:sz w:val="22"/>
-              </w:rPr>
-              <w:t>• Projekt</w:t>
             </w:r>
           </w:p>
         </w:tc>

--- a/public/assets/files/niestacjonarne/DTH.docx
+++ b/public/assets/files/niestacjonarne/DTH.docx
@@ -599,7 +599,7 @@
                 <w:i w:val="0"/>
                 <w:sz w:val="22"/>
               </w:rPr>
-              <w:t>7</w:t>
+              <w:t>8</w:t>
             </w:r>
           </w:p>
         </w:tc>

--- a/public/assets/files/niestacjonarne/DTH.docx
+++ b/public/assets/files/niestacjonarne/DTH.docx
@@ -1093,7 +1093,7 @@
                 <w:i w:val="0"/>
                 <w:sz w:val="22"/>
               </w:rPr>
-              <w:t>58</w:t>
+              <w:t>43</w:t>
             </w:r>
           </w:p>
         </w:tc>
@@ -1113,7 +1113,7 @@
                 <w:i w:val="0"/>
                 <w:sz w:val="22"/>
               </w:rPr>
-              <w:t>2.3</w:t>
+              <w:t>1.7</w:t>
             </w:r>
           </w:p>
         </w:tc>

--- a/public/assets/files/niestacjonarne/DTH.docx
+++ b/public/assets/files/niestacjonarne/DTH.docx
@@ -2626,6 +2626,7 @@
                 <w:i w:val="0"/>
                 <w:sz w:val="22"/>
               </w:rPr>
+              <w:t>K_W15</w:t>
             </w:r>
           </w:p>
         </w:tc>
@@ -2663,7 +2664,6 @@
                 <w:i w:val="0"/>
                 <w:sz w:val="22"/>
               </w:rPr>
-              <w:t>prezentacja projektu i dokumentacji; ocena pracy podczas ćwiczenia</w:t>
             </w:r>
           </w:p>
         </w:tc>
@@ -2684,6 +2684,7 @@
                 <w:i w:val="0"/>
                 <w:sz w:val="22"/>
               </w:rPr>
+              <w:t>K_W15</w:t>
             </w:r>
           </w:p>
         </w:tc>
@@ -2721,7 +2722,6 @@
                 <w:i w:val="0"/>
                 <w:sz w:val="22"/>
               </w:rPr>
-              <w:t>prezentacja projektu i dokumentacji; ocena pracy podczas ćwiczenia</w:t>
             </w:r>
           </w:p>
         </w:tc>
@@ -2742,6 +2742,7 @@
                 <w:i w:val="0"/>
                 <w:sz w:val="22"/>
               </w:rPr>
+              <w:t>K_W15</w:t>
             </w:r>
           </w:p>
         </w:tc>
@@ -2779,7 +2780,6 @@
                 <w:i w:val="0"/>
                 <w:sz w:val="22"/>
               </w:rPr>
-              <w:t>prezentacja projektu i dokumentacji; ocena pracy podczas ćwiczenia</w:t>
             </w:r>
           </w:p>
         </w:tc>
@@ -2905,6 +2905,7 @@
                 <w:i w:val="0"/>
                 <w:sz w:val="22"/>
               </w:rPr>
+              <w:t>K_U20</w:t>
             </w:r>
           </w:p>
         </w:tc>
@@ -2942,7 +2943,7 @@
                 <w:i w:val="0"/>
                 <w:sz w:val="22"/>
               </w:rPr>
-              <w:t>prezentacja projektu i dokumentacji; ocena pracy podczas ćwiczenia</w:t>
+              <w:t>prezentacja projektu i dokumentacji, ocena pracy podczas ćwiczenia</w:t>
             </w:r>
           </w:p>
         </w:tc>
@@ -2963,6 +2964,7 @@
                 <w:i w:val="0"/>
                 <w:sz w:val="22"/>
               </w:rPr>
+              <w:t>K_U20</w:t>
             </w:r>
           </w:p>
         </w:tc>
@@ -3000,7 +3002,7 @@
                 <w:i w:val="0"/>
                 <w:sz w:val="22"/>
               </w:rPr>
-              <w:t>prezentacja projektu i dokumentacji; ocena pracy podczas ćwiczenia</w:t>
+              <w:t>prezentacja projektu i dokumentacji, ocena pracy podczas ćwiczenia</w:t>
             </w:r>
           </w:p>
         </w:tc>
@@ -3021,6 +3023,7 @@
                 <w:i w:val="0"/>
                 <w:sz w:val="22"/>
               </w:rPr>
+              <w:t>K_U20</w:t>
             </w:r>
           </w:p>
         </w:tc>
@@ -3058,7 +3061,7 @@
                 <w:i w:val="0"/>
                 <w:sz w:val="22"/>
               </w:rPr>
-              <w:t>prezentacja projektu i dokumentacji; ocena pracy podczas ćwiczenia</w:t>
+              <w:t>prezentacja projektu i dokumentacji, ocena pracy podczas ćwiczenia</w:t>
             </w:r>
           </w:p>
         </w:tc>
@@ -3184,6 +3187,7 @@
                 <w:i w:val="0"/>
                 <w:sz w:val="22"/>
               </w:rPr>
+              <w:t>K_K06</w:t>
             </w:r>
           </w:p>
         </w:tc>
@@ -3221,7 +3225,7 @@
                 <w:i w:val="0"/>
                 <w:sz w:val="22"/>
               </w:rPr>
-              <w:t>prezentacja projektu i dokumentacji; ocena pracy podczas ćwiczenia</w:t>
+              <w:t>prezentacja projektu i dokumentacji, ocena pracy podczas ćwiczenia</w:t>
             </w:r>
           </w:p>
         </w:tc>
@@ -3242,6 +3246,7 @@
                 <w:i w:val="0"/>
                 <w:sz w:val="22"/>
               </w:rPr>
+              <w:t>K_K04</w:t>
             </w:r>
           </w:p>
         </w:tc>
@@ -3279,7 +3284,7 @@
                 <w:i w:val="0"/>
                 <w:sz w:val="22"/>
               </w:rPr>
-              <w:t>prezentacja projektu i dokumentacji; ocena pracy podczas ćwiczenia</w:t>
+              <w:t>prezentacja projektu i dokumentacji, ocena pracy podczas ćwiczenia</w:t>
             </w:r>
           </w:p>
         </w:tc>

--- a/public/assets/files/niestacjonarne/DTH.docx
+++ b/public/assets/files/niestacjonarne/DTH.docx
@@ -1817,14 +1817,13 @@
       </w:tblPr>
       <w:tblGrid>
         <w:gridCol w:w="680"/>
-        <w:gridCol w:w="4536"/>
-        <w:gridCol w:w="4252"/>
+        <w:gridCol w:w="8788"/>
       </w:tblGrid>
       <w:tr>
         <w:tc>
           <w:tcPr>
             <w:tcW w:type="dxa" w:w="9468"/>
-            <w:gridSpan w:val="3"/>
+            <w:gridSpan w:val="2"/>
             <w:shd w:val="clear" w:color="auto" w:fill="D9D9D9"/>
           </w:tcPr>
           <w:p>
@@ -1866,7 +1865,7 @@
         </w:tc>
         <w:tc>
           <w:tcPr>
-            <w:tcW w:type="dxa" w:w="4536"/>
+            <w:tcW w:type="dxa" w:w="8788"/>
             <w:shd w:val="clear" w:color="auto" w:fill="D9D9D9"/>
           </w:tcPr>
           <w:p>
@@ -1880,27 +1879,7 @@
                 <w:i w:val="0"/>
                 <w:sz w:val="16"/>
               </w:rPr>
-              <w:t>Wykład</w:t>
-            </w:r>
-          </w:p>
-        </w:tc>
-        <w:tc>
-          <w:tcPr>
-            <w:tcW w:type="dxa" w:w="4252"/>
-            <w:shd w:val="clear" w:color="auto" w:fill="D9D9D9"/>
-          </w:tcPr>
-          <w:p>
-            <w:pPr>
-              <w:spacing w:before="20" w:after="20"/>
-            </w:pPr>
-            <w:r>
-              <w:rPr>
-                <w:rFonts w:ascii="Aptos" w:hAnsi="Aptos"/>
-                <w:b/>
-                <w:i w:val="0"/>
-                <w:sz w:val="16"/>
-              </w:rPr>
-              <w:t>Ćwiczenia / Laboratorium / Pracownia</w:t>
+              <w:t>Treści programowe</w:t>
             </w:r>
           </w:p>
         </w:tc>
@@ -1927,7 +1906,7 @@
         </w:tc>
         <w:tc>
           <w:tcPr>
-            <w:tcW w:type="dxa" w:w="4536"/>
+            <w:tcW w:type="dxa" w:w="8788"/>
           </w:tcPr>
           <w:p>
             <w:pPr>
@@ -1941,24 +1920,6 @@
                 <w:sz w:val="22"/>
               </w:rPr>
               <w:t>Fundamenty Design Thinking. Geneza metody, "Double Diamond" i różnica między myśleniem dywergencyjnym a konwergencyjnym.</w:t>
-            </w:r>
-          </w:p>
-        </w:tc>
-        <w:tc>
-          <w:tcPr>
-            <w:tcW w:type="dxa" w:w="4252"/>
-          </w:tcPr>
-          <w:p>
-            <w:pPr>
-              <w:spacing w:before="20" w:after="20"/>
-            </w:pPr>
-            <w:r>
-              <w:rPr>
-                <w:rFonts w:ascii="Aptos" w:hAnsi="Aptos"/>
-                <w:b w:val="0"/>
-                <w:i w:val="0"/>
-                <w:sz w:val="22"/>
-              </w:rPr>
             </w:r>
           </w:p>
         </w:tc>
@@ -1985,7 +1946,7 @@
         </w:tc>
         <w:tc>
           <w:tcPr>
-            <w:tcW w:type="dxa" w:w="4536"/>
+            <w:tcW w:type="dxa" w:w="8788"/>
           </w:tcPr>
           <w:p>
             <w:pPr>
@@ -1999,24 +1960,6 @@
                 <w:sz w:val="22"/>
               </w:rPr>
               <w:t>Etap Empatii. Techniki obserwacji, wywiady pogłębione i mapowanie podróży użytkownika (Customer Journey Map).</w:t>
-            </w:r>
-          </w:p>
-        </w:tc>
-        <w:tc>
-          <w:tcPr>
-            <w:tcW w:type="dxa" w:w="4252"/>
-          </w:tcPr>
-          <w:p>
-            <w:pPr>
-              <w:spacing w:before="20" w:after="20"/>
-            </w:pPr>
-            <w:r>
-              <w:rPr>
-                <w:rFonts w:ascii="Aptos" w:hAnsi="Aptos"/>
-                <w:b w:val="0"/>
-                <w:i w:val="0"/>
-                <w:sz w:val="22"/>
-              </w:rPr>
             </w:r>
           </w:p>
         </w:tc>
@@ -2043,7 +1986,7 @@
         </w:tc>
         <w:tc>
           <w:tcPr>
-            <w:tcW w:type="dxa" w:w="4536"/>
+            <w:tcW w:type="dxa" w:w="8788"/>
           </w:tcPr>
           <w:p>
             <w:pPr>
@@ -2057,24 +2000,6 @@
                 <w:sz w:val="22"/>
               </w:rPr>
               <w:t>Definiowanie problemu. Synteza danych, tworzenie Person i identyfikacja realnych bólów (pains) oraz zysków (gains) użytkownika.</w:t>
-            </w:r>
-          </w:p>
-        </w:tc>
-        <w:tc>
-          <w:tcPr>
-            <w:tcW w:type="dxa" w:w="4252"/>
-          </w:tcPr>
-          <w:p>
-            <w:pPr>
-              <w:spacing w:before="20" w:after="20"/>
-            </w:pPr>
-            <w:r>
-              <w:rPr>
-                <w:rFonts w:ascii="Aptos" w:hAnsi="Aptos"/>
-                <w:b w:val="0"/>
-                <w:i w:val="0"/>
-                <w:sz w:val="22"/>
-              </w:rPr>
             </w:r>
           </w:p>
         </w:tc>
@@ -2101,7 +2026,7 @@
         </w:tc>
         <w:tc>
           <w:tcPr>
-            <w:tcW w:type="dxa" w:w="4536"/>
+            <w:tcW w:type="dxa" w:w="8788"/>
           </w:tcPr>
           <w:p>
             <w:pPr>
@@ -2115,24 +2040,6 @@
                 <w:sz w:val="22"/>
               </w:rPr>
               <w:t>Generowanie pomysłów (Ideate). Techniki burzy mózgów (np. Brainwriting, SCAMPER) i selekcja pomysłów za pomocą macierzy priorytetów.</w:t>
-            </w:r>
-          </w:p>
-        </w:tc>
-        <w:tc>
-          <w:tcPr>
-            <w:tcW w:type="dxa" w:w="4252"/>
-          </w:tcPr>
-          <w:p>
-            <w:pPr>
-              <w:spacing w:before="20" w:after="20"/>
-            </w:pPr>
-            <w:r>
-              <w:rPr>
-                <w:rFonts w:ascii="Aptos" w:hAnsi="Aptos"/>
-                <w:b w:val="0"/>
-                <w:i w:val="0"/>
-                <w:sz w:val="22"/>
-              </w:rPr>
             </w:r>
           </w:p>
         </w:tc>
@@ -2159,7 +2066,7 @@
         </w:tc>
         <w:tc>
           <w:tcPr>
-            <w:tcW w:type="dxa" w:w="4536"/>
+            <w:tcW w:type="dxa" w:w="8788"/>
           </w:tcPr>
           <w:p>
             <w:pPr>
@@ -2173,24 +2080,6 @@
                 <w:sz w:val="22"/>
               </w:rPr>
               <w:t>Prototypowanie w IT. Szybkie makiety lo-fi, prototypowanie usług (Service Blueprint) i rola MVP.</w:t>
-            </w:r>
-          </w:p>
-        </w:tc>
-        <w:tc>
-          <w:tcPr>
-            <w:tcW w:type="dxa" w:w="4252"/>
-          </w:tcPr>
-          <w:p>
-            <w:pPr>
-              <w:spacing w:before="20" w:after="20"/>
-            </w:pPr>
-            <w:r>
-              <w:rPr>
-                <w:rFonts w:ascii="Aptos" w:hAnsi="Aptos"/>
-                <w:b w:val="0"/>
-                <w:i w:val="0"/>
-                <w:sz w:val="22"/>
-              </w:rPr>
             </w:r>
           </w:p>
         </w:tc>
@@ -2217,7 +2106,7 @@
         </w:tc>
         <w:tc>
           <w:tcPr>
-            <w:tcW w:type="dxa" w:w="4536"/>
+            <w:tcW w:type="dxa" w:w="8788"/>
           </w:tcPr>
           <w:p>
             <w:pPr>
@@ -2231,24 +2120,6 @@
                 <w:sz w:val="22"/>
               </w:rPr>
               <w:t>Testowanie i Iteracja. Planowanie scenariuszy testowych, zbieranie feedbacku i powrót do wcześniejszych faz procesu.</w:t>
-            </w:r>
-          </w:p>
-        </w:tc>
-        <w:tc>
-          <w:tcPr>
-            <w:tcW w:type="dxa" w:w="4252"/>
-          </w:tcPr>
-          <w:p>
-            <w:pPr>
-              <w:spacing w:before="20" w:after="20"/>
-            </w:pPr>
-            <w:r>
-              <w:rPr>
-                <w:rFonts w:ascii="Aptos" w:hAnsi="Aptos"/>
-                <w:b w:val="0"/>
-                <w:i w:val="0"/>
-                <w:sz w:val="22"/>
-              </w:rPr>
             </w:r>
           </w:p>
         </w:tc>
@@ -2275,7 +2146,7 @@
         </w:tc>
         <w:tc>
           <w:tcPr>
-            <w:tcW w:type="dxa" w:w="4536"/>
+            <w:tcW w:type="dxa" w:w="8788"/>
           </w:tcPr>
           <w:p>
             <w:pPr>
@@ -2289,24 +2160,6 @@
                 <w:sz w:val="22"/>
               </w:rPr>
               <w:t>Wdrożenie i prezentacja. Storytelling jako narzędzie prezentacji pomysłu biznesowego/technicznego.</w:t>
-            </w:r>
-          </w:p>
-        </w:tc>
-        <w:tc>
-          <w:tcPr>
-            <w:tcW w:type="dxa" w:w="4252"/>
-          </w:tcPr>
-          <w:p>
-            <w:pPr>
-              <w:spacing w:before="20" w:after="20"/>
-            </w:pPr>
-            <w:r>
-              <w:rPr>
-                <w:rFonts w:ascii="Aptos" w:hAnsi="Aptos"/>
-                <w:b w:val="0"/>
-                <w:i w:val="0"/>
-                <w:sz w:val="22"/>
-              </w:rPr>
             </w:r>
           </w:p>
         </w:tc>
